--- a/templates/05-_Business_Process_Requirement_-_Inspection_and_PPM.docx
+++ b/templates/05-_Business_Process_Requirement_-_Inspection_and_PPM.docx
@@ -528,9 +528,8 @@
                 <w:rFonts w:asciiTheme="minorHAnsi" w:hAnsiTheme="minorHAnsi"/>
                 <w:sz w:val="22"/>
                 <w:szCs w:val="22"/>
-                <w:highlight w:val="yellow"/>
-              </w:rPr>
-              <w:t>{{DATE}}</w:t>
+              </w:rPr>
+              <w:t>{{SESSION_DATE}}</w:t>
             </w:r>
           </w:p>
         </w:tc>
@@ -554,9 +553,8 @@
                 <w:rFonts w:asciiTheme="minorHAnsi" w:hAnsiTheme="minorHAnsi"/>
                 <w:sz w:val="22"/>
                 <w:szCs w:val="22"/>
-                <w:highlight w:val="yellow"/>
-              </w:rPr>
-              <w:t>{{CONSULTANT_NAME}}</w:t>
+              </w:rPr>
+              <w:t>{{WORKSHOP_OWNER}}</w:t>
             </w:r>
           </w:p>
         </w:tc>
@@ -2117,7 +2115,6 @@
       <w:r>
         <w:rPr>
           <w:rFonts w:ascii="Calibri" w:hAnsi="Calibri" w:cs="Calibri"/>
-          <w:highlight w:val="yellow"/>
         </w:rPr>
         <w:t>{{CLIENT_NAME}}</w:t>
       </w:r>

--- a/templates/05-_Business_Process_Requirement_-_Inspection_and_PPM.docx
+++ b/templates/05-_Business_Process_Requirement_-_Inspection_and_PPM.docx
@@ -128,18 +128,7 @@
                                 <w:sz w:val="34"/>
                                 <w:szCs w:val="34"/>
                               </w:rPr>
-                              <w:t>Facilities Management</w:t>
-                            </w:r>
-                            <w:r>
-                              <w:rPr>
-                                <w:rFonts w:ascii="Arial" w:hAnsi="Arial" w:cs="Arial"/>
-                                <w:b/>
-                                <w:i/>
-                                <w:color w:val="808080"/>
-                                <w:sz w:val="34"/>
-                                <w:szCs w:val="34"/>
-                              </w:rPr>
-                              <w:t xml:space="preserve"> – Inspection and PPM</w:t>
+                              <w:t>Facilities Management – Inspection and PPM</w:t>
                             </w:r>
                           </w:p>
                         </w:txbxContent>
@@ -165,7 +154,7 @@
                 <v:stroke joinstyle="miter"/>
                 <v:path gradientshapeok="t" o:connecttype="rect"/>
               </v:shapetype>
-              <v:shape id="Text Box 2" o:spid="_x0000_s1026" type="#_x0000_t202" style="position:absolute;margin-left:4.2pt;margin-top:113.35pt;width:444.5pt;height:154.95pt;z-index:251658240;visibility:visible;mso-wrap-style:square;mso-width-percent:0;mso-height-percent:0;mso-wrap-distance-left:9pt;mso-wrap-distance-top:0;mso-wrap-distance-right:9pt;mso-wrap-distance-bottom:0;mso-position-horizontal:absolute;mso-position-horizontal-relative:text;mso-position-vertical:absolute;mso-position-vertical-relative:text;mso-width-percent:0;mso-height-percent:0;mso-width-relative:margin;mso-height-relative:margin;v-text-anchor:middle" o:gfxdata="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" stroked="f">
+              <v:shape id="Text Box 2" o:spid="_x0000_s1026" type="#_x0000_t202" style="position:absolute;margin-left:4.2pt;margin-top:113.35pt;width:444.5pt;height:154.95pt;z-index:251658240;visibility:visible;mso-wrap-style:square;mso-width-percent:0;mso-height-percent:0;mso-wrap-distance-left:9pt;mso-wrap-distance-top:0;mso-wrap-distance-right:9pt;mso-wrap-distance-bottom:0;mso-position-horizontal:absolute;mso-position-horizontal-relative:text;mso-position-vertical:absolute;mso-position-vertical-relative:text;mso-width-percent:0;mso-height-percent:0;mso-width-relative:margin;mso-height-relative:margin;v-text-anchor:middle" o:gfxdata="UEsDBBQABgAIAAAAIQC2gziS/gAAAOEBAAATAAAAW0NvbnRlbnRfVHlwZXNdLnhtbJSRQU7DMBBF 90jcwfIWJU67QAgl6YK0S0CoHGBkTxKLZGx5TGhvj5O2G0SRWNoz/78nu9wcxkFMGNg6quQqL6RA 0s5Y6ir5vt9lD1JwBDIwOMJKHpHlpr69KfdHjyxSmriSfYz+USnWPY7AufNIadK6MEJMx9ApD/oD OlTrorhX2lFEilmcO2RdNtjC5xDF9pCuTyYBB5bi6bQ4syoJ3g9WQ0ymaiLzg5KdCXlKLjvcW893 SUOqXwnz5DrgnHtJTxOsQfEKIT7DmDSUCaxw7Rqn8787ZsmRM9e2VmPeBN4uqYvTtW7jvijg9N/y JsXecLq0q+WD6m8AAAD//wMAUEsDBBQABgAIAAAAIQA4/SH/1gAAAJQBAAALAAAAX3JlbHMvLnJl bHOkkMFqwzAMhu+DvYPRfXGawxijTi+j0GvpHsDYimMaW0Yy2fr2M4PBMnrbUb/Q94l/f/hMi1qR JVI2sOt6UJgd+ZiDgffL8ekFlFSbvV0oo4EbChzGx4f9GRdb25HMsYhqlCwG5lrLq9biZkxWOiqY 22YiTra2kYMu1l1tQD30/bPm3wwYN0x18gb45AdQl1tp5j/sFB2T0FQ7R0nTNEV3j6o9feQzro1i OWA14Fm+Q8a1a8+Bvu/d/dMb2JY5uiPbhG/ktn4cqGU/er3pcvwCAAD//wMAUEsDBBQABgAIAAAA IQBtc0M2AQIAAOoDAAAOAAAAZHJzL2Uyb0RvYy54bWysU1Fv0zAQfkfiP1h+p2mqttuiptPoVIQ0 GNLgBziOk1g4PnN2m4xfz9npugJviDxYOZ/93X3ffd7cjr1hR4Vegy15PptzpqyEWtu25N++7t9d c+aDsLUwYFXJn5Xnt9u3bzaDK9QCOjC1QkYg1heDK3kXgiuyzMtO9cLPwClLyQawF4FCbLMaxUDo vckW8/k6GwBrhyCV97R7PyX5NuE3jZLhsWm8CsyUnHoLacW0VnHNthtRtChcp+WpDfEPXfRCWyp6 hroXQbAD6r+gei0RPDRhJqHPoGm0VIkDscnnf7B56oRTiQuJ491ZJv//YOXn45P7giyM72GkASYS 3j2A/O6ZhV0nbKvuEGHolKipcB4lywbni9PVKLUvfASphk9Q05DFIUACGhvsoyrEkxE6DeD5LLoa A5O0uVovV/mKUpJy+c366nq9SjVE8XLdoQ8fFPQs/pQcaaoJXhwffIjtiOLlSKzmweh6r41JAbbV ziA7CnLAPn3TXeM6Me0mFxCGn44mvN8wjI1IFiLmVC7uJBEi70mBMFYjJaMYFdTPJAfCZDd6HvTT Af7kbCCrldz/OAhUnJmPliS9yZfL6M0ULFdXCwrwMlNdZoSVBFVyGZCzKdiFydEHh7rtqNY0Rgt3 NIhGJ4le+zp1ToZKTE/mj469jNOp1ye6/QUAAP//AwBQSwMEFAAGAAgAAAAhACj8t7HeAAAACQEA AA8AAABkcnMvZG93bnJldi54bWxMj0tPwzAQhO9I/AdrkbhRmwBpGuJUCPFQj7T07sZLEvAj2G4T +uu7nOA4O6OZb6vlZA07YIi9dxKuZwIYusbr3rUS3jfPVwWwmJTTyniHEn4wwrI+P6tUqf3o3vCw Ti2jEhdLJaFLaSg5j02HVsWZH9CR9+GDVYlkaLkOaqRya3gmRM6t6h0tdGrAxw6br/XeShhfjqun lXkVYYPN9lMcVTv5bykvL6aHe2AJp/QXhl98QoeamHZ+73RkRkJxS0EJWZbPgZFfLOZ02Um4u8lz 4HXF/39QnwAAAP//AwBQSwECLQAUAAYACAAAACEAtoM4kv4AAADhAQAAEwAAAAAAAAAAAAAAAAAA AAAAW0NvbnRlbnRfVHlwZXNdLnhtbFBLAQItABQABgAIAAAAIQA4/SH/1gAAAJQBAAALAAAAAAAA AAAAAAAAAC8BAABfcmVscy8ucmVsc1BLAQItABQABgAIAAAAIQBtc0M2AQIAAOoDAAAOAAAAAAAA AAAAAAAAAC4CAABkcnMvZTJvRG9jLnhtbFBLAQItABQABgAIAAAAIQAo/Lex3gAAAAkBAAAPAAAA AAAAAAAAAAAAAFsEAABkcnMvZG93bnJldi54bWxQSwUGAAAAAAQABADzAAAAZgUAAAAA " stroked="f">
                 <v:fill opacity="0"/>
                 <v:textbox>
                   <w:txbxContent>
@@ -224,18 +213,7 @@
                           <w:sz w:val="34"/>
                           <w:szCs w:val="34"/>
                         </w:rPr>
-                        <w:t>Facilities Management</w:t>
-                      </w:r>
-                      <w:r>
-                        <w:rPr>
-                          <w:rFonts w:ascii="Arial" w:hAnsi="Arial" w:cs="Arial"/>
-                          <w:b/>
-                          <w:i/>
-                          <w:color w:val="808080"/>
-                          <w:sz w:val="34"/>
-                          <w:szCs w:val="34"/>
-                        </w:rPr>
-                        <w:t xml:space="preserve"> – Inspection and PPM</w:t>
+                        <w:t>Facilities Management – Inspection and PPM</w:t>
                       </w:r>
                     </w:p>
                   </w:txbxContent>
@@ -244,15 +222,6 @@
             </w:pict>
           </mc:Fallback>
         </mc:AlternateContent>
-      </w:r>
-      <w:r>
-        <w:rPr>
-          <w:rFonts w:asciiTheme="minorHAnsi" w:hAnsiTheme="minorHAnsi" w:cstheme="minorHAnsi"/>
-          <w:noProof/>
-          <w:sz w:val="24"/>
-          <w:szCs w:val="24"/>
-          <w:lang w:val="en-US" w:eastAsia="en-US"/>
-        </w:rPr>
         <w:drawing>
           <wp:inline distT="0" distB="0" distL="0" distR="0" wp14:anchorId="5E0A99E4" wp14:editId="57BEA2E2">
             <wp:extent cx="5700809" cy="6877878"/>
@@ -1370,55 +1339,7 @@
           <w:sz w:val="22"/>
           <w:szCs w:val="22"/>
         </w:rPr>
-        <w:t xml:space="preserve">This document: (1) contains confidential and proprietary information; (2) is protected by copyright and other intellectual property laws; and (3) is intended solely for Yardi Systems, Inc. licensees </w:t>
-      </w:r>
-      <w:r>
-        <w:rPr>
-          <w:rFonts w:asciiTheme="minorHAnsi" w:hAnsiTheme="minorHAnsi"/>
-          <w:sz w:val="22"/>
-          <w:szCs w:val="22"/>
-        </w:rPr>
-        <w:t>about</w:t>
-      </w:r>
-      <w:r>
-        <w:rPr>
-          <w:rFonts w:asciiTheme="minorHAnsi" w:hAnsiTheme="minorHAnsi"/>
-          <w:sz w:val="22"/>
-          <w:szCs w:val="22"/>
-        </w:rPr>
-        <w:t xml:space="preserve"> their use of Ya</w:t>
-      </w:r>
-      <w:r>
-        <w:rPr>
-          <w:rFonts w:asciiTheme="minorHAnsi" w:hAnsiTheme="minorHAnsi"/>
-          <w:sz w:val="22"/>
-          <w:szCs w:val="22"/>
-        </w:rPr>
-        <w:t xml:space="preserve">rdi </w:t>
-      </w:r>
-      <w:r>
-        <w:rPr>
-          <w:rFonts w:asciiTheme="minorHAnsi" w:hAnsiTheme="minorHAnsi"/>
-          <w:sz w:val="22"/>
-          <w:szCs w:val="22"/>
-        </w:rPr>
-        <w:t>software.</w:t>
-      </w:r>
-      <w:r>
-        <w:rPr>
-          <w:rFonts w:asciiTheme="minorHAnsi" w:hAnsiTheme="minorHAnsi"/>
-          <w:sz w:val="22"/>
-          <w:szCs w:val="22"/>
-        </w:rPr>
-        <w:t xml:space="preserve"> Use</w:t>
-      </w:r>
-      <w:r>
-        <w:rPr>
-          <w:rFonts w:asciiTheme="minorHAnsi" w:hAnsiTheme="minorHAnsi"/>
-          <w:sz w:val="22"/>
-          <w:szCs w:val="22"/>
-        </w:rPr>
-        <w:t xml:space="preserve"> of this document is subject to the terms and conditions of a Yardi Systems, Inc. software license agreement including, but not limited to, restrictions on its use and disclosure.</w:t>
+        <w:t>This document: (1) contains confidential and proprietary information; (2) is protected by copyright and other intellectual property laws; and (3) is intended solely for Yardi Systems, Inc. licensees about their use of Yardi software. Use of this document is subject to the terms and conditions of a Yardi Systems, Inc. software license agreement including, but not limited to, restrictions on its use and disclosure.</w:t>
       </w:r>
     </w:p>
     <w:p>
@@ -1568,40 +1489,10 @@
                 <w:webHidden/>
               </w:rPr>
               <w:tab/>
-            </w:r>
-            <w:r>
-              <w:rPr>
-                <w:webHidden/>
-              </w:rPr>
               <w:fldChar w:fldCharType="begin"/>
-            </w:r>
-            <w:r>
-              <w:rPr>
-                <w:webHidden/>
-              </w:rPr>
               <w:instrText xml:space="preserve"> PAGEREF _Toc81913347 \h </w:instrText>
-            </w:r>
-            <w:r>
-              <w:rPr>
-                <w:webHidden/>
-              </w:rPr>
-            </w:r>
-            <w:r>
-              <w:rPr>
-                <w:webHidden/>
-              </w:rPr>
               <w:fldChar w:fldCharType="separate"/>
-            </w:r>
-            <w:r>
-              <w:rPr>
-                <w:webHidden/>
-              </w:rPr>
               <w:t>2</w:t>
-            </w:r>
-            <w:r>
-              <w:rPr>
-                <w:webHidden/>
-              </w:rPr>
               <w:fldChar w:fldCharType="end"/>
             </w:r>
           </w:hyperlink>
@@ -1629,40 +1520,10 @@
                 <w:webHidden/>
               </w:rPr>
               <w:tab/>
-            </w:r>
-            <w:r>
-              <w:rPr>
-                <w:webHidden/>
-              </w:rPr>
               <w:fldChar w:fldCharType="begin"/>
-            </w:r>
-            <w:r>
-              <w:rPr>
-                <w:webHidden/>
-              </w:rPr>
               <w:instrText xml:space="preserve"> PAGEREF _Toc81913348 \h </w:instrText>
-            </w:r>
-            <w:r>
-              <w:rPr>
-                <w:webHidden/>
-              </w:rPr>
-            </w:r>
-            <w:r>
-              <w:rPr>
-                <w:webHidden/>
-              </w:rPr>
               <w:fldChar w:fldCharType="separate"/>
-            </w:r>
-            <w:r>
-              <w:rPr>
-                <w:webHidden/>
-              </w:rPr>
               <w:t>2</w:t>
-            </w:r>
-            <w:r>
-              <w:rPr>
-                <w:webHidden/>
-              </w:rPr>
               <w:fldChar w:fldCharType="end"/>
             </w:r>
           </w:hyperlink>
@@ -1689,40 +1550,10 @@
                 <w:webHidden/>
               </w:rPr>
               <w:tab/>
-            </w:r>
-            <w:r>
-              <w:rPr>
-                <w:webHidden/>
-              </w:rPr>
               <w:fldChar w:fldCharType="begin"/>
-            </w:r>
-            <w:r>
-              <w:rPr>
-                <w:webHidden/>
-              </w:rPr>
               <w:instrText xml:space="preserve"> PAGEREF _Toc81913349 \h </w:instrText>
-            </w:r>
-            <w:r>
-              <w:rPr>
-                <w:webHidden/>
-              </w:rPr>
-            </w:r>
-            <w:r>
-              <w:rPr>
-                <w:webHidden/>
-              </w:rPr>
               <w:fldChar w:fldCharType="separate"/>
-            </w:r>
-            <w:r>
-              <w:rPr>
-                <w:webHidden/>
-              </w:rPr>
               <w:t>2</w:t>
-            </w:r>
-            <w:r>
-              <w:rPr>
-                <w:webHidden/>
-              </w:rPr>
               <w:fldChar w:fldCharType="end"/>
             </w:r>
           </w:hyperlink>
@@ -1749,40 +1580,10 @@
                 <w:webHidden/>
               </w:rPr>
               <w:tab/>
-            </w:r>
-            <w:r>
-              <w:rPr>
-                <w:webHidden/>
-              </w:rPr>
               <w:fldChar w:fldCharType="begin"/>
-            </w:r>
-            <w:r>
-              <w:rPr>
-                <w:webHidden/>
-              </w:rPr>
               <w:instrText xml:space="preserve"> PAGEREF _Toc81913350 \h </w:instrText>
-            </w:r>
-            <w:r>
-              <w:rPr>
-                <w:webHidden/>
-              </w:rPr>
-            </w:r>
-            <w:r>
-              <w:rPr>
-                <w:webHidden/>
-              </w:rPr>
               <w:fldChar w:fldCharType="separate"/>
-            </w:r>
-            <w:r>
-              <w:rPr>
-                <w:webHidden/>
-              </w:rPr>
               <w:t>3</w:t>
-            </w:r>
-            <w:r>
-              <w:rPr>
-                <w:webHidden/>
-              </w:rPr>
               <w:fldChar w:fldCharType="end"/>
             </w:r>
           </w:hyperlink>
@@ -1809,40 +1610,10 @@
                 <w:webHidden/>
               </w:rPr>
               <w:tab/>
-            </w:r>
-            <w:r>
-              <w:rPr>
-                <w:webHidden/>
-              </w:rPr>
               <w:fldChar w:fldCharType="begin"/>
-            </w:r>
-            <w:r>
-              <w:rPr>
-                <w:webHidden/>
-              </w:rPr>
               <w:instrText xml:space="preserve"> PAGEREF _Toc81913351 \h </w:instrText>
-            </w:r>
-            <w:r>
-              <w:rPr>
-                <w:webHidden/>
-              </w:rPr>
-            </w:r>
-            <w:r>
-              <w:rPr>
-                <w:webHidden/>
-              </w:rPr>
               <w:fldChar w:fldCharType="separate"/>
-            </w:r>
-            <w:r>
-              <w:rPr>
-                <w:webHidden/>
-              </w:rPr>
               <w:t>4</w:t>
-            </w:r>
-            <w:r>
-              <w:rPr>
-                <w:webHidden/>
-              </w:rPr>
               <w:fldChar w:fldCharType="end"/>
             </w:r>
           </w:hyperlink>
@@ -1869,40 +1640,10 @@
                 <w:webHidden/>
               </w:rPr>
               <w:tab/>
-            </w:r>
-            <w:r>
-              <w:rPr>
-                <w:webHidden/>
-              </w:rPr>
               <w:fldChar w:fldCharType="begin"/>
-            </w:r>
-            <w:r>
-              <w:rPr>
-                <w:webHidden/>
-              </w:rPr>
               <w:instrText xml:space="preserve"> PAGEREF _Toc81913352 \h </w:instrText>
-            </w:r>
-            <w:r>
-              <w:rPr>
-                <w:webHidden/>
-              </w:rPr>
-            </w:r>
-            <w:r>
-              <w:rPr>
-                <w:webHidden/>
-              </w:rPr>
               <w:fldChar w:fldCharType="separate"/>
-            </w:r>
-            <w:r>
-              <w:rPr>
-                <w:webHidden/>
-              </w:rPr>
               <w:t>5</w:t>
-            </w:r>
-            <w:r>
-              <w:rPr>
-                <w:webHidden/>
-              </w:rPr>
               <w:fldChar w:fldCharType="end"/>
             </w:r>
           </w:hyperlink>
@@ -1929,40 +1670,10 @@
                 <w:webHidden/>
               </w:rPr>
               <w:tab/>
-            </w:r>
-            <w:r>
-              <w:rPr>
-                <w:webHidden/>
-              </w:rPr>
               <w:fldChar w:fldCharType="begin"/>
-            </w:r>
-            <w:r>
-              <w:rPr>
-                <w:webHidden/>
-              </w:rPr>
               <w:instrText xml:space="preserve"> PAGEREF _Toc81913353 \h </w:instrText>
-            </w:r>
-            <w:r>
-              <w:rPr>
-                <w:webHidden/>
-              </w:rPr>
-            </w:r>
-            <w:r>
-              <w:rPr>
-                <w:webHidden/>
-              </w:rPr>
               <w:fldChar w:fldCharType="separate"/>
-            </w:r>
-            <w:r>
-              <w:rPr>
-                <w:webHidden/>
-              </w:rPr>
               <w:t>5</w:t>
-            </w:r>
-            <w:r>
-              <w:rPr>
-                <w:webHidden/>
-              </w:rPr>
               <w:fldChar w:fldCharType="end"/>
             </w:r>
           </w:hyperlink>
@@ -1989,40 +1700,10 @@
                 <w:webHidden/>
               </w:rPr>
               <w:tab/>
-            </w:r>
-            <w:r>
-              <w:rPr>
-                <w:webHidden/>
-              </w:rPr>
               <w:fldChar w:fldCharType="begin"/>
-            </w:r>
-            <w:r>
-              <w:rPr>
-                <w:webHidden/>
-              </w:rPr>
               <w:instrText xml:space="preserve"> PAGEREF _Toc81913354 \h </w:instrText>
-            </w:r>
-            <w:r>
-              <w:rPr>
-                <w:webHidden/>
-              </w:rPr>
-            </w:r>
-            <w:r>
-              <w:rPr>
-                <w:webHidden/>
-              </w:rPr>
               <w:fldChar w:fldCharType="separate"/>
-            </w:r>
-            <w:r>
-              <w:rPr>
-                <w:webHidden/>
-              </w:rPr>
               <w:t>8</w:t>
-            </w:r>
-            <w:r>
-              <w:rPr>
-                <w:webHidden/>
-              </w:rPr>
               <w:fldChar w:fldCharType="end"/>
             </w:r>
           </w:hyperlink>
@@ -2110,49 +1791,7 @@
         <w:rPr>
           <w:rFonts w:ascii="Calibri" w:hAnsi="Calibri" w:cs="Calibri"/>
         </w:rPr>
-        <w:t xml:space="preserve">The purpose of this document is to provide insight to </w:t>
-      </w:r>
-      <w:r>
-        <w:rPr>
-          <w:rFonts w:ascii="Calibri" w:hAnsi="Calibri" w:cs="Calibri"/>
-        </w:rPr>
-        <w:t>{{CLIENT_NAME}}</w:t>
-      </w:r>
-      <w:r>
-        <w:rPr>
-          <w:rFonts w:ascii="Calibri" w:hAnsi="Calibri" w:cs="Calibri"/>
-        </w:rPr>
-        <w:t xml:space="preserve"> </w:t>
-      </w:r>
-      <w:r>
-        <w:rPr>
-          <w:rFonts w:ascii="Calibri" w:hAnsi="Calibri" w:cs="Calibri"/>
-        </w:rPr>
-        <w:t>Business Processes and System requirements</w:t>
-      </w:r>
-      <w:r>
-        <w:rPr>
-          <w:rFonts w:ascii="Calibri" w:hAnsi="Calibri" w:cs="Calibri"/>
-        </w:rPr>
-        <w:t xml:space="preserve"> for Facilities Management</w:t>
-      </w:r>
-      <w:r>
-        <w:rPr>
-          <w:rFonts w:ascii="Calibri" w:hAnsi="Calibri" w:cs="Calibri"/>
-        </w:rPr>
-        <w:t xml:space="preserve"> – Inspection and PPM</w:t>
-      </w:r>
-      <w:r>
-        <w:rPr>
-          <w:rFonts w:ascii="Calibri" w:hAnsi="Calibri" w:cs="Calibri"/>
-        </w:rPr>
-        <w:t xml:space="preserve">. Yardi </w:t>
-      </w:r>
-      <w:r>
-        <w:rPr>
-          <w:rFonts w:ascii="Calibri" w:hAnsi="Calibri" w:cs="Calibri"/>
-        </w:rPr>
-        <w:t xml:space="preserve">will use these responses to prepare a list of further interview questions and discussion sessions.  </w:t>
+        <w:t xml:space="preserve">The purpose of this document is to provide insight to {{CLIENT_NAME}} Business Processes and System requirements for Facilities Management – Inspection and PPM. Yardi will use these responses to prepare a list of further interview questions and discussion sessions.  </w:t>
       </w:r>
     </w:p>
     <w:p>
@@ -2488,21 +2127,7 @@
                 <w:szCs w:val="22"/>
               </w:rPr>
               <w:t>Patient Move-Out Process</w:t>
-            </w:r>
-            <w:r>
-              <w:rPr>
-                <w:rFonts w:asciiTheme="minorHAnsi" w:hAnsiTheme="minorHAnsi" w:cstheme="minorHAnsi"/>
-                <w:sz w:val="22"/>
-                <w:szCs w:val="22"/>
-              </w:rPr>
               <w:tab/>
-            </w:r>
-            <w:r>
-              <w:rPr>
-                <w:rFonts w:asciiTheme="minorHAnsi" w:hAnsiTheme="minorHAnsi" w:cstheme="minorHAnsi"/>
-                <w:sz w:val="22"/>
-                <w:szCs w:val="22"/>
-              </w:rPr>
               <w:tab/>
             </w:r>
           </w:p>
@@ -2548,21 +2173,7 @@
                 <w:szCs w:val="22"/>
               </w:rPr>
               <w:t>Utility Inspection</w:t>
-            </w:r>
-            <w:r>
-              <w:rPr>
-                <w:rFonts w:asciiTheme="minorHAnsi" w:hAnsiTheme="minorHAnsi" w:cstheme="minorHAnsi"/>
-                <w:sz w:val="22"/>
-                <w:szCs w:val="22"/>
-              </w:rPr>
               <w:tab/>
-            </w:r>
-            <w:r>
-              <w:rPr>
-                <w:rFonts w:asciiTheme="minorHAnsi" w:hAnsiTheme="minorHAnsi" w:cstheme="minorHAnsi"/>
-                <w:sz w:val="22"/>
-                <w:szCs w:val="22"/>
-              </w:rPr>
               <w:tab/>
             </w:r>
           </w:p>
@@ -2580,23 +2191,13 @@
                 <w:szCs w:val="22"/>
               </w:rPr>
             </w:pPr>
-            <w:proofErr w:type="spellStart"/>
-            <w:r>
-              <w:rPr>
-                <w:rFonts w:asciiTheme="minorHAnsi" w:hAnsiTheme="minorHAnsi" w:cstheme="minorHAnsi"/>
-                <w:sz w:val="22"/>
-                <w:szCs w:val="22"/>
-              </w:rPr>
-              <w:t>Adhoc</w:t>
-            </w:r>
-            <w:proofErr w:type="spellEnd"/>
-            <w:r>
-              <w:rPr>
-                <w:rFonts w:asciiTheme="minorHAnsi" w:hAnsiTheme="minorHAnsi" w:cstheme="minorHAnsi"/>
-                <w:sz w:val="22"/>
-                <w:szCs w:val="22"/>
-              </w:rPr>
-              <w:t xml:space="preserve"> Inspections </w:t>
+            <w:r>
+              <w:rPr>
+                <w:rFonts w:asciiTheme="minorHAnsi" w:hAnsiTheme="minorHAnsi" w:cstheme="minorHAnsi"/>
+                <w:sz w:val="22"/>
+                <w:szCs w:val="22"/>
+              </w:rPr>
+              <w:t xml:space="preserve">Adhoc Inspections </w:t>
             </w:r>
           </w:p>
           <w:p>
@@ -2635,31 +2236,13 @@
                 <w:szCs w:val="22"/>
               </w:rPr>
             </w:pPr>
-            <w:proofErr w:type="spellStart"/>
-            <w:r>
-              <w:rPr>
-                <w:rFonts w:asciiTheme="minorHAnsi" w:hAnsiTheme="minorHAnsi" w:cstheme="minorHAnsi"/>
-                <w:sz w:val="22"/>
-                <w:szCs w:val="22"/>
-              </w:rPr>
-              <w:t>Adhoc</w:t>
-            </w:r>
-            <w:proofErr w:type="spellEnd"/>
-            <w:r>
-              <w:rPr>
-                <w:rFonts w:asciiTheme="minorHAnsi" w:hAnsiTheme="minorHAnsi" w:cstheme="minorHAnsi"/>
-                <w:sz w:val="22"/>
-                <w:szCs w:val="22"/>
-              </w:rPr>
-              <w:t xml:space="preserve"> </w:t>
-            </w:r>
-            <w:r>
-              <w:rPr>
-                <w:rFonts w:asciiTheme="minorHAnsi" w:hAnsiTheme="minorHAnsi" w:cstheme="minorHAnsi"/>
-                <w:sz w:val="22"/>
-                <w:szCs w:val="22"/>
-              </w:rPr>
-              <w:t>(Patient Move-Out &amp; Incident Recording)</w:t>
+            <w:r>
+              <w:rPr>
+                <w:rFonts w:asciiTheme="minorHAnsi" w:hAnsiTheme="minorHAnsi" w:cstheme="minorHAnsi"/>
+                <w:sz w:val="22"/>
+                <w:szCs w:val="22"/>
+              </w:rPr>
+              <w:t>Adhoc (Patient Move-Out &amp; Incident Recording)</w:t>
             </w:r>
           </w:p>
           <w:p>
@@ -2681,15 +2264,7 @@
                 <w:sz w:val="22"/>
                 <w:szCs w:val="22"/>
               </w:rPr>
-              <w:t>Recurring</w:t>
-            </w:r>
-            <w:r>
-              <w:rPr>
-                <w:rFonts w:asciiTheme="minorHAnsi" w:hAnsiTheme="minorHAnsi" w:cstheme="minorHAnsi"/>
-                <w:sz w:val="22"/>
-                <w:szCs w:val="22"/>
-              </w:rPr>
-              <w:t xml:space="preserve"> (Utility)</w:t>
+              <w:t>Recurring (Utility)</w:t>
             </w:r>
           </w:p>
           <w:p>
@@ -2825,15 +2400,7 @@
                 <w:sz w:val="22"/>
                 <w:szCs w:val="22"/>
               </w:rPr>
-              <w:t>C</w:t>
-            </w:r>
-            <w:r>
-              <w:rPr>
-                <w:rFonts w:asciiTheme="minorHAnsi" w:hAnsiTheme="minorHAnsi" w:cstheme="minorHAnsi"/>
-                <w:sz w:val="22"/>
-                <w:szCs w:val="22"/>
-              </w:rPr>
-              <w:t>ommon areas</w:t>
+              <w:t>Common areas</w:t>
             </w:r>
           </w:p>
         </w:tc>
@@ -2910,25 +2477,7 @@
                 <w:sz w:val="22"/>
                 <w:szCs w:val="22"/>
               </w:rPr>
-              <w:t xml:space="preserve">Examples </w:t>
-            </w:r>
-            <w:proofErr w:type="gramStart"/>
-            <w:r>
-              <w:rPr>
-                <w:rFonts w:asciiTheme="minorHAnsi" w:hAnsiTheme="minorHAnsi" w:cstheme="minorHAnsi"/>
-                <w:sz w:val="22"/>
-                <w:szCs w:val="22"/>
-              </w:rPr>
-              <w:t>for</w:t>
-            </w:r>
-            <w:proofErr w:type="gramEnd"/>
-            <w:r>
-              <w:rPr>
-                <w:rFonts w:asciiTheme="minorHAnsi" w:hAnsiTheme="minorHAnsi" w:cstheme="minorHAnsi"/>
-                <w:sz w:val="22"/>
-                <w:szCs w:val="22"/>
-              </w:rPr>
-              <w:t xml:space="preserve"> types of Inspections:</w:t>
+              <w:t>Examples for types of Inspections:</w:t>
             </w:r>
           </w:p>
           <w:p>
@@ -2941,31 +2490,13 @@
                 <w:szCs w:val="22"/>
               </w:rPr>
             </w:pPr>
-            <w:proofErr w:type="spellStart"/>
-            <w:r>
-              <w:rPr>
-                <w:rFonts w:asciiTheme="minorHAnsi" w:hAnsiTheme="minorHAnsi" w:cstheme="minorHAnsi"/>
-                <w:sz w:val="22"/>
-                <w:szCs w:val="22"/>
-              </w:rPr>
-              <w:t>Adhoc</w:t>
-            </w:r>
-            <w:proofErr w:type="spellEnd"/>
-            <w:r>
-              <w:rPr>
-                <w:rFonts w:asciiTheme="minorHAnsi" w:hAnsiTheme="minorHAnsi" w:cstheme="minorHAnsi"/>
-                <w:sz w:val="22"/>
-                <w:szCs w:val="22"/>
-              </w:rPr>
-              <w:t xml:space="preserve"> Inspections</w:t>
-            </w:r>
-            <w:r>
-              <w:rPr>
-                <w:rFonts w:asciiTheme="minorHAnsi" w:hAnsiTheme="minorHAnsi" w:cstheme="minorHAnsi"/>
-                <w:sz w:val="22"/>
-                <w:szCs w:val="22"/>
-              </w:rPr>
-              <w:t xml:space="preserve">: </w:t>
+            <w:r>
+              <w:rPr>
+                <w:rFonts w:asciiTheme="minorHAnsi" w:hAnsiTheme="minorHAnsi" w:cstheme="minorHAnsi"/>
+                <w:sz w:val="22"/>
+                <w:szCs w:val="22"/>
+              </w:rPr>
+              <w:t xml:space="preserve">Adhoc Inspections: </w:t>
             </w:r>
           </w:p>
           <w:p>
@@ -2988,21 +2519,7 @@
                 <w:szCs w:val="22"/>
               </w:rPr>
               <w:t>Patient Move-Out Process</w:t>
-            </w:r>
-            <w:r>
-              <w:rPr>
-                <w:rFonts w:asciiTheme="minorHAnsi" w:hAnsiTheme="minorHAnsi" w:cstheme="minorHAnsi"/>
-                <w:sz w:val="22"/>
-                <w:szCs w:val="22"/>
-              </w:rPr>
               <w:tab/>
-            </w:r>
-            <w:r>
-              <w:rPr>
-                <w:rFonts w:asciiTheme="minorHAnsi" w:hAnsiTheme="minorHAnsi" w:cstheme="minorHAnsi"/>
-                <w:sz w:val="22"/>
-                <w:szCs w:val="22"/>
-              </w:rPr>
               <w:tab/>
             </w:r>
           </w:p>
@@ -3133,23 +2650,7 @@
                 <w:sz w:val="22"/>
                 <w:szCs w:val="22"/>
               </w:rPr>
-              <w:t>List of Different Department</w:t>
-            </w:r>
-            <w:r>
-              <w:rPr>
-                <w:rFonts w:asciiTheme="minorHAnsi" w:hAnsiTheme="minorHAnsi" w:cstheme="minorHAnsi"/>
-                <w:sz w:val="22"/>
-                <w:szCs w:val="22"/>
-              </w:rPr>
-              <w:t>s</w:t>
-            </w:r>
-            <w:r>
-              <w:rPr>
-                <w:rFonts w:asciiTheme="minorHAnsi" w:hAnsiTheme="minorHAnsi" w:cstheme="minorHAnsi"/>
-                <w:sz w:val="22"/>
-                <w:szCs w:val="22"/>
-              </w:rPr>
-              <w:t xml:space="preserve"> Involved in Inspection Activities</w:t>
+              <w:t>List of Different Departments Involved in Inspection Activities</w:t>
             </w:r>
           </w:p>
         </w:tc>
@@ -3172,15 +2673,7 @@
                 <w:sz w:val="22"/>
                 <w:szCs w:val="22"/>
               </w:rPr>
-              <w:t xml:space="preserve">Examples of </w:t>
-            </w:r>
-            <w:r>
-              <w:rPr>
-                <w:rFonts w:asciiTheme="minorHAnsi" w:hAnsiTheme="minorHAnsi"/>
-                <w:sz w:val="22"/>
-                <w:szCs w:val="22"/>
-              </w:rPr>
-              <w:t>Departments:</w:t>
+              <w:t>Examples of Departments:</w:t>
             </w:r>
           </w:p>
           <w:p>
@@ -3255,16 +2748,7 @@
                 <w:sz w:val="22"/>
                 <w:szCs w:val="22"/>
               </w:rPr>
-              <w:t>Inspection working hours</w:t>
-            </w:r>
-            <w:r>
-              <w:rPr>
-                <w:rFonts w:asciiTheme="minorHAnsi" w:hAnsiTheme="minorHAnsi" w:cstheme="minorHAnsi"/>
-                <w:color w:val="000000"/>
-                <w:sz w:val="22"/>
-                <w:szCs w:val="22"/>
-              </w:rPr>
-              <w:t xml:space="preserve"> for:</w:t>
+              <w:t>Inspection working hours for:</w:t>
             </w:r>
           </w:p>
           <w:p>
@@ -3321,23 +2805,7 @@
                 <w:sz w:val="22"/>
                 <w:szCs w:val="22"/>
               </w:rPr>
-              <w:t xml:space="preserve">E.g. </w:t>
-            </w:r>
-            <w:r>
-              <w:rPr>
-                <w:rFonts w:cs="Calibri"/>
-                <w:sz w:val="22"/>
-                <w:szCs w:val="22"/>
-              </w:rPr>
-              <w:t xml:space="preserve">08h00 to </w:t>
-            </w:r>
-            <w:r>
-              <w:rPr>
-                <w:rFonts w:cs="Calibri"/>
-                <w:sz w:val="22"/>
-                <w:szCs w:val="22"/>
-              </w:rPr>
-              <w:t>13h00</w:t>
+              <w:t>E.g. 08h00 to 13h00</w:t>
             </w:r>
           </w:p>
           <w:p>
@@ -3357,23 +2825,7 @@
                 <w:sz w:val="22"/>
                 <w:szCs w:val="22"/>
               </w:rPr>
-              <w:t>Maximum inspections in this slot</w:t>
-            </w:r>
-            <w:r>
-              <w:rPr>
-                <w:rFonts w:cs="Calibri"/>
-                <w:sz w:val="22"/>
-                <w:szCs w:val="22"/>
-              </w:rPr>
-              <w:t xml:space="preserve">: </w:t>
-            </w:r>
-            <w:r>
-              <w:rPr>
-                <w:rFonts w:cs="Calibri"/>
-                <w:sz w:val="22"/>
-                <w:szCs w:val="22"/>
-              </w:rPr>
-              <w:t>50</w:t>
+              <w:t>Maximum inspections in this slot: 50</w:t>
             </w:r>
           </w:p>
           <w:p>
@@ -3445,23 +2897,7 @@
                 <w:sz w:val="22"/>
                 <w:szCs w:val="22"/>
               </w:rPr>
-              <w:t>Maximum inspections in this slot</w:t>
-            </w:r>
-            <w:r>
-              <w:rPr>
-                <w:rFonts w:cs="Calibri"/>
-                <w:sz w:val="22"/>
-                <w:szCs w:val="22"/>
-              </w:rPr>
-              <w:t>:</w:t>
-            </w:r>
-            <w:r>
-              <w:rPr>
-                <w:rFonts w:cs="Calibri"/>
-                <w:sz w:val="22"/>
-                <w:szCs w:val="22"/>
-              </w:rPr>
-              <w:t>50</w:t>
+              <w:t>Maximum inspections in this slot:50</w:t>
             </w:r>
           </w:p>
         </w:tc>
@@ -3514,34 +2950,7 @@
                 <w:sz w:val="22"/>
                 <w:szCs w:val="22"/>
               </w:rPr>
-              <w:t>Who is Responsible</w:t>
-            </w:r>
-            <w:r>
-              <w:rPr>
-                <w:rFonts w:asciiTheme="minorHAnsi" w:hAnsiTheme="minorHAnsi" w:cstheme="minorHAnsi"/>
-                <w:color w:val="000000"/>
-                <w:sz w:val="22"/>
-                <w:szCs w:val="22"/>
-              </w:rPr>
-              <w:t xml:space="preserve"> to fix</w:t>
-            </w:r>
-            <w:r>
-              <w:rPr>
-                <w:rFonts w:asciiTheme="minorHAnsi" w:hAnsiTheme="minorHAnsi" w:cstheme="minorHAnsi"/>
-                <w:color w:val="000000"/>
-                <w:sz w:val="22"/>
-                <w:szCs w:val="22"/>
-              </w:rPr>
-              <w:t xml:space="preserve"> </w:t>
-            </w:r>
-            <w:r>
-              <w:rPr>
-                <w:rFonts w:asciiTheme="minorHAnsi" w:hAnsiTheme="minorHAnsi" w:cstheme="minorHAnsi"/>
-                <w:color w:val="000000"/>
-                <w:sz w:val="22"/>
-                <w:szCs w:val="22"/>
-              </w:rPr>
-              <w:t>when some item is failed in inspection?</w:t>
+              <w:t>Who is Responsible to fix when some item is failed in inspection?</w:t>
             </w:r>
           </w:p>
         </w:tc>
@@ -3565,25 +2974,7 @@
                 <w:sz w:val="22"/>
                 <w:szCs w:val="22"/>
               </w:rPr>
-              <w:t xml:space="preserve">Who is responsible </w:t>
-            </w:r>
-            <w:proofErr w:type="gramStart"/>
-            <w:r>
-              <w:rPr>
-                <w:rFonts w:asciiTheme="minorHAnsi" w:hAnsiTheme="minorHAnsi" w:cstheme="minorHAnsi"/>
-                <w:sz w:val="22"/>
-                <w:szCs w:val="22"/>
-              </w:rPr>
-              <w:t>to fix</w:t>
-            </w:r>
-            <w:proofErr w:type="gramEnd"/>
-            <w:r>
-              <w:rPr>
-                <w:rFonts w:asciiTheme="minorHAnsi" w:hAnsiTheme="minorHAnsi" w:cstheme="minorHAnsi"/>
-                <w:sz w:val="22"/>
-                <w:szCs w:val="22"/>
-              </w:rPr>
-              <w:t xml:space="preserve"> failures:</w:t>
+              <w:t>Who is responsible to fix failures:</w:t>
             </w:r>
           </w:p>
           <w:p>
@@ -3606,23 +2997,7 @@
                 <w:sz w:val="22"/>
                 <w:szCs w:val="22"/>
               </w:rPr>
-              <w:t>Maintenance Contractor</w:t>
-            </w:r>
-            <w:r>
-              <w:rPr>
-                <w:rFonts w:asciiTheme="minorHAnsi" w:hAnsiTheme="minorHAnsi" w:cstheme="minorHAnsi"/>
-                <w:sz w:val="22"/>
-                <w:szCs w:val="22"/>
-              </w:rPr>
-              <w:t xml:space="preserve"> (</w:t>
-            </w:r>
-            <w:r>
-              <w:rPr>
-                <w:rFonts w:asciiTheme="minorHAnsi" w:hAnsiTheme="minorHAnsi" w:cstheme="minorHAnsi"/>
-                <w:sz w:val="22"/>
-                <w:szCs w:val="22"/>
-              </w:rPr>
-              <w:t>In-case of AMC)</w:t>
+              <w:t>Maintenance Contractor (In-case of AMC)</w:t>
             </w:r>
           </w:p>
         </w:tc>
@@ -3700,34 +3075,7 @@
                 <w:szCs w:val="22"/>
                 <w:highlight w:val="yellow"/>
               </w:rPr>
-              <w:t xml:space="preserve">To be </w:t>
-            </w:r>
-            <w:r>
-              <w:rPr>
-                <w:rFonts w:asciiTheme="minorHAnsi" w:hAnsiTheme="minorHAnsi" w:cstheme="minorHAnsi"/>
-                <w:sz w:val="22"/>
-                <w:szCs w:val="22"/>
-                <w:highlight w:val="yellow"/>
-              </w:rPr>
-              <w:t xml:space="preserve">filled in </w:t>
-            </w:r>
-            <w:r>
-              <w:rPr>
-                <w:rFonts w:asciiTheme="minorHAnsi" w:hAnsiTheme="minorHAnsi" w:cstheme="minorHAnsi"/>
-                <w:sz w:val="22"/>
-                <w:szCs w:val="22"/>
-                <w:highlight w:val="yellow"/>
-              </w:rPr>
-              <w:t>RFI</w:t>
-            </w:r>
-            <w:r>
-              <w:rPr>
-                <w:rFonts w:asciiTheme="minorHAnsi" w:hAnsiTheme="minorHAnsi" w:cstheme="minorHAnsi"/>
-                <w:sz w:val="22"/>
-                <w:szCs w:val="22"/>
-                <w:highlight w:val="yellow"/>
-              </w:rPr>
-              <w:t xml:space="preserve"> sheet</w:t>
+              <w:t>To be filled in RFI sheet</w:t>
             </w:r>
           </w:p>
         </w:tc>
@@ -3805,16 +3153,7 @@
                 <w:szCs w:val="22"/>
                 <w:highlight w:val="yellow"/>
               </w:rPr>
-              <w:t xml:space="preserve">To be </w:t>
-            </w:r>
-            <w:r>
-              <w:rPr>
-                <w:rFonts w:asciiTheme="minorHAnsi" w:hAnsiTheme="minorHAnsi" w:cstheme="minorHAnsi"/>
-                <w:sz w:val="22"/>
-                <w:szCs w:val="22"/>
-                <w:highlight w:val="yellow"/>
-              </w:rPr>
-              <w:t>filled in RFI sheet</w:t>
+              <w:t>To be filled in RFI sheet</w:t>
             </w:r>
           </w:p>
           <w:p>
@@ -4054,16 +3393,7 @@
                 <w:szCs w:val="22"/>
                 <w:highlight w:val="yellow"/>
               </w:rPr>
-              <w:t>To be filled in the ETLs</w:t>
-            </w:r>
-            <w:r>
-              <w:rPr>
-                <w:rFonts w:asciiTheme="minorHAnsi" w:hAnsiTheme="minorHAnsi" w:cstheme="minorHAnsi"/>
-                <w:sz w:val="22"/>
-                <w:szCs w:val="22"/>
-                <w:highlight w:val="yellow"/>
-              </w:rPr>
-              <w:t xml:space="preserve"> </w:t>
+              <w:t xml:space="preserve">To be filled in the ETLs </w:t>
             </w:r>
           </w:p>
           <w:p>
@@ -4315,7 +3645,6 @@
                 <w:szCs w:val="22"/>
               </w:rPr>
             </w:pPr>
-            <w:proofErr w:type="spellStart"/>
             <w:r>
               <w:rPr>
                 <w:rFonts w:asciiTheme="minorHAnsi" w:hAnsiTheme="minorHAnsi" w:cstheme="minorHAnsi"/>
@@ -4324,7 +3653,6 @@
               </w:rPr>
               <w:t>Equipments</w:t>
             </w:r>
-            <w:proofErr w:type="spellEnd"/>
           </w:p>
         </w:tc>
       </w:tr>
@@ -4617,31 +3945,7 @@
                 <w:sz w:val="22"/>
                 <w:szCs w:val="22"/>
               </w:rPr>
-              <w:t xml:space="preserve">PPMs can be posted for Service Contracts or </w:t>
-            </w:r>
-            <w:r>
-              <w:rPr>
-                <w:rFonts w:asciiTheme="minorHAnsi" w:hAnsiTheme="minorHAnsi" w:cstheme="minorHAnsi"/>
-                <w:sz w:val="22"/>
-                <w:szCs w:val="22"/>
-              </w:rPr>
-              <w:t>Assets</w:t>
-            </w:r>
-            <w:r>
-              <w:rPr>
-                <w:rFonts w:asciiTheme="minorHAnsi" w:hAnsiTheme="minorHAnsi" w:cstheme="minorHAnsi"/>
-                <w:sz w:val="22"/>
-                <w:szCs w:val="22"/>
-              </w:rPr>
-              <w:t xml:space="preserve"> (</w:t>
-            </w:r>
-            <w:r>
-              <w:rPr>
-                <w:rFonts w:asciiTheme="minorHAnsi" w:hAnsiTheme="minorHAnsi" w:cstheme="minorHAnsi"/>
-                <w:sz w:val="22"/>
-                <w:szCs w:val="22"/>
-              </w:rPr>
-              <w:t>common Areas)</w:t>
+              <w:t>PPMs can be posted for Service Contracts or Assets (common Areas)</w:t>
             </w:r>
           </w:p>
           <w:p>
@@ -4688,31 +3992,7 @@
                 <w:sz w:val="22"/>
                 <w:szCs w:val="22"/>
               </w:rPr>
-              <w:t xml:space="preserve">PPM Inspections (Performed by </w:t>
-            </w:r>
-            <w:r>
-              <w:rPr>
-                <w:rFonts w:asciiTheme="minorHAnsi" w:hAnsiTheme="minorHAnsi" w:cstheme="minorHAnsi"/>
-                <w:sz w:val="22"/>
-                <w:szCs w:val="22"/>
-              </w:rPr>
-              <w:t>Vendors as per schedule</w:t>
-            </w:r>
-            <w:r>
-              <w:rPr>
-                <w:rFonts w:asciiTheme="minorHAnsi" w:hAnsiTheme="minorHAnsi" w:cstheme="minorHAnsi"/>
-                <w:sz w:val="22"/>
-                <w:szCs w:val="22"/>
-              </w:rPr>
-              <w:t xml:space="preserve">). Posted </w:t>
-            </w:r>
-            <w:r>
-              <w:rPr>
-                <w:rFonts w:asciiTheme="minorHAnsi" w:hAnsiTheme="minorHAnsi" w:cstheme="minorHAnsi"/>
-                <w:sz w:val="22"/>
-                <w:szCs w:val="22"/>
-              </w:rPr>
-              <w:t>for Service Contracts</w:t>
+              <w:t>PPM Inspections (Performed by Vendors as per schedule). Posted for Service Contracts</w:t>
             </w:r>
           </w:p>
           <w:p>
@@ -4736,49 +4016,7 @@
                 <w:sz w:val="22"/>
                 <w:szCs w:val="22"/>
               </w:rPr>
-              <w:t>PPM Verification Inspections (Performed by In-House Inspectors)</w:t>
-            </w:r>
-            <w:r>
-              <w:rPr>
-                <w:rFonts w:asciiTheme="minorHAnsi" w:hAnsiTheme="minorHAnsi" w:cstheme="minorHAnsi"/>
-                <w:sz w:val="22"/>
-                <w:szCs w:val="22"/>
-              </w:rPr>
-              <w:t xml:space="preserve">. Can be posted for </w:t>
-            </w:r>
-            <w:r>
-              <w:rPr>
-                <w:rFonts w:asciiTheme="minorHAnsi" w:hAnsiTheme="minorHAnsi" w:cstheme="minorHAnsi"/>
-                <w:sz w:val="22"/>
-                <w:szCs w:val="22"/>
-              </w:rPr>
-              <w:t>a</w:t>
-            </w:r>
-            <w:r>
-              <w:rPr>
-                <w:rFonts w:asciiTheme="minorHAnsi" w:hAnsiTheme="minorHAnsi" w:cstheme="minorHAnsi"/>
-                <w:sz w:val="22"/>
-                <w:szCs w:val="22"/>
-              </w:rPr>
-              <w:t xml:space="preserve">ll or Selected </w:t>
-            </w:r>
-            <w:proofErr w:type="spellStart"/>
-            <w:r>
-              <w:rPr>
-                <w:rFonts w:asciiTheme="minorHAnsi" w:hAnsiTheme="minorHAnsi" w:cstheme="minorHAnsi"/>
-                <w:sz w:val="22"/>
-                <w:szCs w:val="22"/>
-              </w:rPr>
-              <w:t>equipments</w:t>
-            </w:r>
-            <w:proofErr w:type="spellEnd"/>
-            <w:r>
-              <w:rPr>
-                <w:rFonts w:asciiTheme="minorHAnsi" w:hAnsiTheme="minorHAnsi" w:cstheme="minorHAnsi"/>
-                <w:sz w:val="22"/>
-                <w:szCs w:val="22"/>
-              </w:rPr>
-              <w:t>. Operationally Vendor Service contract payments can be processed after snags from PPM Verification inspections are rectified</w:t>
+              <w:t>PPM Verification Inspections (Performed by In-House Inspectors). Can be posted for all or Selected equipments. Operationally Vendor Service contract payments can be processed after snags from PPM Verification inspections are rectified</w:t>
             </w:r>
           </w:p>
           <w:p>
@@ -4879,23 +4117,7 @@
                 <w:sz w:val="22"/>
                 <w:szCs w:val="22"/>
               </w:rPr>
-              <w:t xml:space="preserve">Assign and </w:t>
-            </w:r>
-            <w:r>
-              <w:rPr>
-                <w:rFonts w:asciiTheme="minorHAnsi" w:hAnsiTheme="minorHAnsi" w:cstheme="minorHAnsi"/>
-                <w:sz w:val="22"/>
-                <w:szCs w:val="22"/>
-              </w:rPr>
-              <w:t>s</w:t>
-            </w:r>
-            <w:r>
-              <w:rPr>
-                <w:rFonts w:asciiTheme="minorHAnsi" w:hAnsiTheme="minorHAnsi" w:cstheme="minorHAnsi"/>
-                <w:sz w:val="22"/>
-                <w:szCs w:val="22"/>
-              </w:rPr>
-              <w:t>chedule auto created PPM Inspections</w:t>
+              <w:t>Assign and schedule auto created PPM Inspections</w:t>
             </w:r>
           </w:p>
           <w:p>
@@ -4917,23 +4139,7 @@
                 <w:sz w:val="22"/>
                 <w:szCs w:val="22"/>
               </w:rPr>
-              <w:t xml:space="preserve">Execute </w:t>
-            </w:r>
-            <w:r>
-              <w:rPr>
-                <w:rFonts w:asciiTheme="minorHAnsi" w:hAnsiTheme="minorHAnsi" w:cstheme="minorHAnsi"/>
-                <w:sz w:val="22"/>
-                <w:szCs w:val="22"/>
-              </w:rPr>
-              <w:t>PMs</w:t>
-            </w:r>
-            <w:r>
-              <w:rPr>
-                <w:rFonts w:asciiTheme="minorHAnsi" w:hAnsiTheme="minorHAnsi" w:cstheme="minorHAnsi"/>
-                <w:sz w:val="22"/>
-                <w:szCs w:val="22"/>
-              </w:rPr>
-              <w:t xml:space="preserve"> (verify PPM checklists/templates)</w:t>
+              <w:t>Execute PMs (verify PPM checklists/templates)</w:t>
             </w:r>
           </w:p>
           <w:p>
@@ -4955,31 +4161,7 @@
                 <w:sz w:val="22"/>
                 <w:szCs w:val="22"/>
               </w:rPr>
-              <w:t>Work Orders for failed item</w:t>
-            </w:r>
-            <w:r>
-              <w:rPr>
-                <w:rFonts w:asciiTheme="minorHAnsi" w:hAnsiTheme="minorHAnsi" w:cstheme="minorHAnsi"/>
-                <w:sz w:val="22"/>
-                <w:szCs w:val="22"/>
-              </w:rPr>
-              <w:t>s</w:t>
-            </w:r>
-            <w:r>
-              <w:rPr>
-                <w:rFonts w:asciiTheme="minorHAnsi" w:hAnsiTheme="minorHAnsi" w:cstheme="minorHAnsi"/>
-                <w:sz w:val="22"/>
-                <w:szCs w:val="22"/>
-              </w:rPr>
-              <w:t xml:space="preserve"> will be created by system</w:t>
-            </w:r>
-            <w:r>
-              <w:rPr>
-                <w:rFonts w:asciiTheme="minorHAnsi" w:hAnsiTheme="minorHAnsi" w:cstheme="minorHAnsi"/>
-                <w:sz w:val="22"/>
-                <w:szCs w:val="22"/>
-              </w:rPr>
-              <w:t>. Reference to the PPM</w:t>
+              <w:t>Work Orders for failed items will be created by system. Reference to the PPM</w:t>
             </w:r>
           </w:p>
           <w:p>
@@ -5088,18 +4270,8 @@
                 <w:sz w:val="22"/>
                 <w:szCs w:val="22"/>
               </w:rPr>
-              <w:t xml:space="preserve">AMC </w:t>
-            </w:r>
-            <w:proofErr w:type="spellStart"/>
-            <w:r>
-              <w:rPr>
-                <w:rFonts w:asciiTheme="minorHAnsi" w:hAnsiTheme="minorHAnsi" w:cstheme="minorHAnsi"/>
-                <w:sz w:val="22"/>
-                <w:szCs w:val="22"/>
-              </w:rPr>
-              <w:t>Vedors</w:t>
-            </w:r>
-            <w:proofErr w:type="spellEnd"/>
+              <w:t>AMC Vedors</w:t>
+            </w:r>
           </w:p>
           <w:p>
             <w:pPr>
@@ -5198,25 +4370,7 @@
                 <w:szCs w:val="22"/>
                 <w:highlight w:val="yellow"/>
               </w:rPr>
-              <w:t xml:space="preserve">To be filled in the </w:t>
-            </w:r>
-            <w:r>
-              <w:rPr>
-                <w:rFonts w:asciiTheme="minorHAnsi" w:hAnsiTheme="minorHAnsi" w:cstheme="minorHAnsi"/>
-                <w:sz w:val="22"/>
-                <w:szCs w:val="22"/>
-                <w:highlight w:val="yellow"/>
-              </w:rPr>
-              <w:t>ETL</w:t>
-            </w:r>
-            <w:r>
-              <w:rPr>
-                <w:rFonts w:asciiTheme="minorHAnsi" w:hAnsiTheme="minorHAnsi" w:cstheme="minorHAnsi"/>
-                <w:sz w:val="22"/>
-                <w:szCs w:val="22"/>
-                <w:highlight w:val="yellow"/>
-              </w:rPr>
-              <w:t>s</w:t>
+              <w:t>To be filled in the ETLs</w:t>
             </w:r>
           </w:p>
         </w:tc>
